--- a/docs/标准题库格式示例/标准题库格式示例.docx
+++ b/docs/标准题库格式示例/标准题库格式示例.docx
@@ -6,6 +6,7 @@
     <w:p>
       <w:pPr>
         <w:pStyle w:val="Heading1"/>
+        <w:keepNext/>
       </w:pPr>
       <w:r>
         <w:rPr>
@@ -85,6 +86,7 @@
     <w:p>
       <w:pPr>
         <w:pStyle w:val="Heading2"/>
+        <w:keepNext/>
       </w:pPr>
       <w:r>
         <w:rPr>
@@ -376,6 +378,7 @@
     <w:p>
       <w:pPr>
         <w:pStyle w:val="Heading2"/>
+        <w:keepNext/>
       </w:pPr>
       <w:r>
         <w:rPr>
@@ -480,6 +483,7 @@
     <w:p>
       <w:pPr>
         <w:pStyle w:val="Heading2"/>
+        <w:keepNext/>
       </w:pPr>
       <w:r>
         <w:rPr>
@@ -521,6 +525,7 @@
       </w:tblGrid>
       <w:tr>
         <w:trPr>
+          <w:cantSplit/>
           <w:tblHeader w:val="on"/>
         </w:trPr>
         <w:tc>
@@ -576,6 +581,9 @@
         </w:tc>
       </w:tr>
       <w:tr>
+        <w:trPr>
+          <w:cantSplit/>
+        </w:trPr>
         <w:tc>
           <w:tcPr/>
           <w:p>
@@ -641,6 +649,9 @@
         </w:tc>
       </w:tr>
       <w:tr>
+        <w:trPr>
+          <w:cantSplit/>
+        </w:trPr>
         <w:tc>
           <w:tcPr/>
           <w:p>
@@ -691,6 +702,9 @@
         </w:tc>
       </w:tr>
       <w:tr>
+        <w:trPr>
+          <w:cantSplit/>
+        </w:trPr>
         <w:tc>
           <w:tcPr/>
           <w:p>
@@ -756,6 +770,9 @@
         </w:tc>
       </w:tr>
       <w:tr>
+        <w:trPr>
+          <w:cantSplit/>
+        </w:trPr>
         <w:tc>
           <w:tcPr/>
           <w:p>
@@ -803,6 +820,9 @@
         </w:tc>
       </w:tr>
       <w:tr>
+        <w:trPr>
+          <w:cantSplit/>
+        </w:trPr>
         <w:tc>
           <w:tcPr/>
           <w:p>
@@ -880,6 +900,9 @@
         </w:tc>
       </w:tr>
       <w:tr>
+        <w:trPr>
+          <w:cantSplit/>
+        </w:trPr>
         <w:tc>
           <w:tcPr/>
           <w:p>
@@ -942,6 +965,9 @@
         </w:tc>
       </w:tr>
       <w:tr>
+        <w:trPr>
+          <w:cantSplit/>
+        </w:trPr>
         <w:tc>
           <w:tcPr/>
           <w:p>
@@ -1007,6 +1033,9 @@
         </w:tc>
       </w:tr>
       <w:tr>
+        <w:trPr>
+          <w:cantSplit/>
+        </w:trPr>
         <w:tc>
           <w:tcPr/>
           <w:p>
@@ -1138,6 +1167,7 @@
     <w:p>
       <w:pPr>
         <w:pStyle w:val="Heading2"/>
+        <w:keepNext/>
       </w:pPr>
       <w:r>
         <w:rPr>
@@ -1312,6 +1342,7 @@
     <w:p>
       <w:pPr>
         <w:pStyle w:val="Heading2"/>
+        <w:keepNext/>
       </w:pPr>
       <w:r>
         <w:rPr>
@@ -1381,6 +1412,7 @@
     <w:p>
       <w:pPr>
         <w:pStyle w:val="SourceCode"/>
+        <w:keepLines/>
       </w:pPr>
       <w:r>
         <w:rPr>
@@ -1675,6 +1707,7 @@
     <w:p>
       <w:pPr>
         <w:pStyle w:val="SourceCode"/>
+        <w:keepLines/>
       </w:pPr>
       <w:r>
         <w:rPr>
@@ -1788,6 +1821,7 @@
     <w:p>
       <w:pPr>
         <w:pStyle w:val="Heading3"/>
+        <w:keepNext/>
       </w:pPr>
       <w:r>
         <w:rPr>
@@ -1819,6 +1853,7 @@
     <w:p>
       <w:pPr>
         <w:pStyle w:val="SourceCode"/>
+        <w:keepLines/>
       </w:pPr>
       <w:r>
         <w:rPr>
@@ -2468,6 +2503,7 @@
     <w:p>
       <w:pPr>
         <w:pStyle w:val="Heading3"/>
+        <w:keepNext/>
       </w:pPr>
       <w:r>
         <w:t xml:space="preserve">Excel </w:t>
@@ -2538,6 +2574,7 @@
       </w:tblGrid>
       <w:tr>
         <w:trPr>
+          <w:cantSplit/>
           <w:tblHeader w:val="on"/>
         </w:trPr>
         <w:tc>
@@ -2656,6 +2693,9 @@
         </w:tc>
       </w:tr>
       <w:tr>
+        <w:trPr>
+          <w:cantSplit/>
+        </w:trPr>
         <w:tc>
           <w:tcPr/>
           <w:p>
@@ -2778,6 +2818,9 @@
         </w:tc>
       </w:tr>
       <w:tr>
+        <w:trPr>
+          <w:cantSplit/>
+        </w:trPr>
         <w:tc>
           <w:tcPr/>
           <w:p>
@@ -2900,6 +2943,9 @@
         </w:tc>
       </w:tr>
       <w:tr>
+        <w:trPr>
+          <w:cantSplit/>
+        </w:trPr>
         <w:tc>
           <w:tcPr/>
           <w:p>
@@ -3019,6 +3065,9 @@
         </w:tc>
       </w:tr>
       <w:tr>
+        <w:trPr>
+          <w:cantSplit/>
+        </w:trPr>
         <w:tc>
           <w:tcPr/>
           <w:p>
@@ -3120,6 +3169,9 @@
         </w:tc>
       </w:tr>
       <w:tr>
+        <w:trPr>
+          <w:cantSplit/>
+        </w:trPr>
         <w:tc>
           <w:tcPr/>
           <w:p>
@@ -3434,6 +3486,7 @@
     <w:p>
       <w:pPr>
         <w:pStyle w:val="Heading3"/>
+        <w:keepNext/>
       </w:pPr>
       <w:r>
         <w:t xml:space="preserve">JSON </w:t>
@@ -3506,6 +3559,7 @@
     <w:p>
       <w:pPr>
         <w:pStyle w:val="SourceCode"/>
+        <w:keepLines/>
       </w:pPr>
       <w:r>
         <w:rPr>
@@ -5256,6 +5310,7 @@
     <w:p>
       <w:pPr>
         <w:pStyle w:val="SourceCode"/>
+        <w:keepLines/>
       </w:pPr>
       <w:r>
         <w:rPr>
@@ -5913,6 +5968,7 @@
     <w:p>
       <w:pPr>
         <w:pStyle w:val="Heading2"/>
+        <w:keepNext/>
       </w:pPr>
       <w:r>
         <w:rPr>
@@ -5974,6 +6030,7 @@
     <w:p>
       <w:pPr>
         <w:pStyle w:val="SourceCode"/>
+        <w:keepLines/>
       </w:pPr>
       <w:r>
         <w:rPr>
@@ -6166,6 +6223,7 @@
     <w:p>
       <w:pPr>
         <w:pStyle w:val="Heading2"/>
+        <w:keepNext/>
       </w:pPr>
       <w:r>
         <w:rPr>
@@ -6188,6 +6246,7 @@
     <w:p>
       <w:pPr>
         <w:pStyle w:val="SourceCode"/>
+        <w:keepLines/>
       </w:pPr>
       <w:r>
         <w:rPr>
@@ -6404,6 +6463,7 @@
     <w:p>
       <w:pPr>
         <w:pStyle w:val="Heading2"/>
+        <w:keepNext/>
       </w:pPr>
       <w:r>
         <w:rPr>
@@ -6441,6 +6501,7 @@
     <w:p>
       <w:pPr>
         <w:pStyle w:val="SourceCode"/>
+        <w:keepLines/>
       </w:pPr>
       <w:r>
         <w:rPr>
@@ -6533,6 +6594,7 @@
     <w:p>
       <w:pPr>
         <w:pStyle w:val="SourceCode"/>
+        <w:keepLines/>
       </w:pPr>
       <w:r>
         <w:rPr>
@@ -6580,6 +6642,7 @@
     <w:p>
       <w:pPr>
         <w:pStyle w:val="SourceCode"/>
+        <w:keepLines/>
       </w:pPr>
       <w:r>
         <w:rPr>
@@ -6694,6 +6757,7 @@
     <w:p>
       <w:pPr>
         <w:pStyle w:val="SourceCode"/>
+        <w:keepLines/>
       </w:pPr>
       <w:r>
         <w:rPr>
@@ -6859,6 +6923,7 @@
     <w:p>
       <w:pPr>
         <w:pStyle w:val="SourceCode"/>
+        <w:keepLines/>
       </w:pPr>
       <w:r>
         <w:rPr>
@@ -7072,6 +7137,7 @@
     <w:p>
       <w:pPr>
         <w:pStyle w:val="Heading2"/>
+        <w:keepNext/>
       </w:pPr>
       <w:r>
         <w:rPr>
@@ -7201,6 +7267,7 @@
     <w:p>
       <w:pPr>
         <w:pStyle w:val="Heading2"/>
+        <w:keepNext/>
       </w:pPr>
       <w:r>
         <w:rPr>
@@ -7348,6 +7415,7 @@
     <w:p>
       <w:pPr>
         <w:pStyle w:val="Heading2"/>
+        <w:keepNext/>
       </w:pPr>
       <w:r>
         <w:rPr>
@@ -7371,6 +7439,7 @@
     <w:p>
       <w:pPr>
         <w:pStyle w:val="Heading3"/>
+        <w:keepNext/>
       </w:pPr>
       <w:r>
         <w:rPr>
@@ -7393,6 +7462,7 @@
     <w:p>
       <w:pPr>
         <w:pStyle w:val="SourceCode"/>
+        <w:keepLines/>
       </w:pPr>
       <w:r>
         <w:rPr>
@@ -7486,6 +7556,7 @@
     <w:p>
       <w:pPr>
         <w:pStyle w:val="SourceCode"/>
+        <w:keepLines/>
       </w:pPr>
       <w:r>
         <w:rPr>
@@ -7548,6 +7619,7 @@
     <w:p>
       <w:pPr>
         <w:pStyle w:val="SourceCode"/>
+        <w:keepLines/>
       </w:pPr>
       <w:r>
         <w:rPr>
@@ -7662,6 +7734,7 @@
     <w:p>
       <w:pPr>
         <w:pStyle w:val="SourceCode"/>
+        <w:keepLines/>
       </w:pPr>
       <w:r>
         <w:rPr>
@@ -7729,6 +7802,7 @@
     <w:p>
       <w:pPr>
         <w:pStyle w:val="Heading2"/>
+        <w:keepNext/>
       </w:pPr>
       <w:r>
         <w:rPr>
@@ -7889,6 +7963,7 @@
     <w:p>
       <w:pPr>
         <w:pStyle w:val="Heading2"/>
+        <w:keepNext/>
       </w:pPr>
       <w:r>
         <w:rPr>
@@ -7922,6 +7997,7 @@
     <w:p>
       <w:pPr>
         <w:pStyle w:val="SourceCode"/>
+        <w:keepLines/>
       </w:pPr>
       <w:r>
         <w:rPr>
@@ -8049,6 +8125,7 @@
     <w:p>
       <w:pPr>
         <w:pStyle w:val="SourceCode"/>
+        <w:keepLines/>
       </w:pPr>
       <w:r>
         <w:rPr>
@@ -8137,6 +8214,7 @@
     <w:p>
       <w:pPr>
         <w:pStyle w:val="Heading2"/>
+        <w:keepNext/>
       </w:pPr>
       <w:r>
         <w:rPr>
@@ -8287,6 +8365,7 @@
     <w:p>
       <w:pPr>
         <w:pStyle w:val="Heading2"/>
+        <w:keepNext/>
       </w:pPr>
       <w:r>
         <w:rPr>
@@ -8504,6 +8583,7 @@
     <w:p>
       <w:pPr>
         <w:pStyle w:val="Heading2"/>
+        <w:keepNext/>
       </w:pPr>
       <w:r>
         <w:rPr>
@@ -8526,6 +8606,7 @@
     <w:p>
       <w:pPr>
         <w:pStyle w:val="SourceCode"/>
+        <w:keepLines/>
       </w:pPr>
       <w:r>
         <w:rPr>
@@ -8903,6 +8984,7 @@
     <w:p>
       <w:pPr>
         <w:pStyle w:val="Heading2"/>
+        <w:keepNext/>
       </w:pPr>
       <w:r>
         <w:rPr>
@@ -8992,6 +9074,7 @@
     <w:p>
       <w:pPr>
         <w:pStyle w:val="SourceCode"/>
+        <w:keepLines/>
       </w:pPr>
       <w:r>
         <w:rPr>
@@ -9256,6 +9339,7 @@
     <w:p>
       <w:pPr>
         <w:pStyle w:val="SourceCode"/>
+        <w:keepLines/>
       </w:pPr>
       <w:r>
         <w:rPr>
@@ -9373,6 +9457,7 @@
     <w:p>
       <w:pPr>
         <w:pStyle w:val="SourceCode"/>
+        <w:keepLines/>
       </w:pPr>
       <w:r>
         <w:rPr>
@@ -9508,6 +9593,7 @@
     <w:p>
       <w:pPr>
         <w:pStyle w:val="SourceCode"/>
+        <w:keepLines/>
       </w:pPr>
       <w:r>
         <w:rPr>
@@ -9559,6 +9645,7 @@
     <w:p>
       <w:pPr>
         <w:pStyle w:val="Heading2"/>
+        <w:keepNext/>
       </w:pPr>
       <w:r>
         <w:rPr>
